--- a/素材/效果类项目素材/山茶花氨基酸洗发露/山茶花氨基酸洗发露资料包.docx
+++ b/素材/效果类项目素材/山茶花氨基酸洗发露/山茶花氨基酸洗发露资料包.docx
@@ -4,538 +4,575 @@
   <w:body>
     <w:p>
       <w:pPr>
-        <w:keepNext/>
-        <w:spacing w:after="80"/>
-        <w:jc w:val="left"/>
+        <w:pStyle w:val="Title"/>
       </w:pPr>
       <w:r>
-        <w:rPr>
-          <w:rFonts w:ascii="Microsoft YaHei" w:hAnsi="Microsoft YaHei" w:eastAsia="Microsoft YaHei"/>
-          <w:b/>
-          <w:color w:val="253247"/>
-          <w:sz w:val="42"/>
-        </w:rPr>
-        <w:t>山茶花氨基酸洗发露产品素材制作信息</w:t>
+        <w:t>山茶花氨基酸洗发露产品资料包</w:t>
       </w:r>
     </w:p>
     <w:p>
       <w:pPr>
-        <w:spacing w:after="240"/>
+        <w:pStyle w:val="DocumentSubtitle"/>
       </w:pPr>
       <w:r>
-        <w:rPr>
-          <w:rFonts w:ascii="Microsoft YaHei" w:hAnsi="Microsoft YaHei" w:eastAsia="Microsoft YaHei"/>
-          <w:b/>
-          <w:color w:val="C4552D"/>
-          <w:sz w:val="20"/>
-        </w:rPr>
         <w:t>效果类项目素材资料</w:t>
       </w:r>
     </w:p>
     <w:p>
       <w:pPr>
-        <w:spacing w:before="40" w:after="240" w:line="324" w:lineRule="auto"/>
-        <w:ind w:left="198" w:right="198"/>
-        <w:shd w:val="clear" w:color="auto" w:fill="FFF5EF"/>
+        <w:spacing w:after="180"/>
+      </w:pPr>
+      <w:r>
+        <w:t>本资料包只记录已确认的产品基础信息和可直接用于素材创意的卖点事实。Prompt 数量、片段时长、视觉风格、投放渠道和禁用元素在 Prompt 节点配置；画幅、分辨率和生成模型能力在视频渲染节点配置。</w:t>
+      </w:r>
+    </w:p>
+    <w:p>
+      <w:pPr>
+        <w:pStyle w:val="Heading1"/>
+      </w:pPr>
+      <w:r>
+        <w:t>产品基础信息</w:t>
+      </w:r>
+    </w:p>
+    <w:tbl>
+      <w:tblPr>
+        <w:tblW w:type="auto" w:w="0"/>
+        <w:tblLayout w:type="fixed"/>
+        <w:tblLook w:firstColumn="1" w:firstRow="1" w:lastColumn="0" w:lastRow="0" w:noHBand="0" w:noVBand="1" w:val="04A0"/>
+        <w:tblBorders>
+          <w:top w:val="single" w:sz="6" w:color="D9D9D9"/>
+          <w:left w:val="single" w:sz="6" w:color="D9D9D9"/>
+          <w:bottom w:val="single" w:sz="6" w:color="D9D9D9"/>
+          <w:right w:val="single" w:sz="6" w:color="D9D9D9"/>
+          <w:insideH w:val="single" w:sz="6" w:color="D9D9D9"/>
+          <w:insideV w:val="single" w:sz="6" w:color="D9D9D9"/>
+        </w:tblBorders>
+      </w:tblPr>
+      <w:tblGrid>
+        <w:gridCol w:w="4762"/>
+        <w:gridCol w:w="4762"/>
+      </w:tblGrid>
+      <w:tr>
+        <w:tc>
+          <w:tcPr>
+            <w:tcW w:type="dxa" w:w="1814"/>
+            <w:vAlign w:val="center"/>
+            <w:shd w:fill="EEF3F9"/>
+            <w:tcMar>
+              <w:top w:w="100" w:type="dxa"/>
+              <w:start w:w="120" w:type="dxa"/>
+              <w:bottom w:w="100" w:type="dxa"/>
+              <w:end w:w="120" w:type="dxa"/>
+            </w:tcMar>
+          </w:tcPr>
+          <w:p>
+            <w:pPr>
+              <w:spacing w:after="0"/>
+              <w:jc w:val="center"/>
+            </w:pPr>
+            <w:r>
+              <w:rPr>
+                <w:rFonts w:ascii="Microsoft YaHei" w:hAnsi="Microsoft YaHei" w:eastAsia="Microsoft YaHei"/>
+                <w:b/>
+                <w:color w:val="000000"/>
+                <w:sz w:val="20"/>
+              </w:rPr>
+              <w:t>产品品类</w:t>
+            </w:r>
+          </w:p>
+        </w:tc>
+        <w:tc>
+          <w:tcPr>
+            <w:tcW w:type="dxa" w:w="7483"/>
+            <w:vAlign w:val="center"/>
+            <w:tcMar>
+              <w:top w:w="100" w:type="dxa"/>
+              <w:start w:w="120" w:type="dxa"/>
+              <w:bottom w:w="100" w:type="dxa"/>
+              <w:end w:w="120" w:type="dxa"/>
+            </w:tcMar>
+          </w:tcPr>
+          <w:p>
+            <w:pPr>
+              <w:spacing w:after="0"/>
+            </w:pPr>
+            <w:r>
+              <w:rPr>
+                <w:rFonts w:ascii="Microsoft YaHei" w:hAnsi="Microsoft YaHei" w:eastAsia="Microsoft YaHei"/>
+                <w:b w:val="0"/>
+                <w:color w:val="000000"/>
+                <w:sz w:val="20"/>
+              </w:rPr>
+              <w:t>洗发护发产品</w:t>
+            </w:r>
+          </w:p>
+        </w:tc>
+      </w:tr>
+      <w:tr>
+        <w:tc>
+          <w:tcPr>
+            <w:tcW w:type="dxa" w:w="1814"/>
+            <w:vAlign w:val="center"/>
+            <w:shd w:fill="EEF3F9"/>
+            <w:tcMar>
+              <w:top w:w="100" w:type="dxa"/>
+              <w:start w:w="120" w:type="dxa"/>
+              <w:bottom w:w="100" w:type="dxa"/>
+              <w:end w:w="120" w:type="dxa"/>
+            </w:tcMar>
+          </w:tcPr>
+          <w:p>
+            <w:pPr>
+              <w:spacing w:after="0"/>
+              <w:jc w:val="center"/>
+            </w:pPr>
+            <w:r>
+              <w:rPr>
+                <w:rFonts w:ascii="Microsoft YaHei" w:hAnsi="Microsoft YaHei" w:eastAsia="Microsoft YaHei"/>
+                <w:b/>
+                <w:color w:val="000000"/>
+                <w:sz w:val="20"/>
+              </w:rPr>
+              <w:t>产品名称</w:t>
+            </w:r>
+          </w:p>
+        </w:tc>
+        <w:tc>
+          <w:tcPr>
+            <w:tcW w:type="dxa" w:w="7483"/>
+            <w:vAlign w:val="center"/>
+            <w:tcMar>
+              <w:top w:w="100" w:type="dxa"/>
+              <w:start w:w="120" w:type="dxa"/>
+              <w:bottom w:w="100" w:type="dxa"/>
+              <w:end w:w="120" w:type="dxa"/>
+            </w:tcMar>
+          </w:tcPr>
+          <w:p>
+            <w:pPr>
+              <w:spacing w:after="0"/>
+            </w:pPr>
+            <w:r>
+              <w:rPr>
+                <w:rFonts w:ascii="Microsoft YaHei" w:hAnsi="Microsoft YaHei" w:eastAsia="Microsoft YaHei"/>
+                <w:b w:val="0"/>
+                <w:color w:val="000000"/>
+                <w:sz w:val="20"/>
+              </w:rPr>
+              <w:t>山茶花氨基酸洗发露</w:t>
+            </w:r>
+          </w:p>
+        </w:tc>
+      </w:tr>
+      <w:tr>
+        <w:tc>
+          <w:tcPr>
+            <w:tcW w:type="dxa" w:w="1814"/>
+            <w:vAlign w:val="center"/>
+            <w:shd w:fill="EEF3F9"/>
+            <w:tcMar>
+              <w:top w:w="100" w:type="dxa"/>
+              <w:start w:w="120" w:type="dxa"/>
+              <w:bottom w:w="100" w:type="dxa"/>
+              <w:end w:w="120" w:type="dxa"/>
+            </w:tcMar>
+          </w:tcPr>
+          <w:p>
+            <w:pPr>
+              <w:spacing w:after="0"/>
+              <w:jc w:val="center"/>
+            </w:pPr>
+            <w:r>
+              <w:rPr>
+                <w:rFonts w:ascii="Microsoft YaHei" w:hAnsi="Microsoft YaHei" w:eastAsia="Microsoft YaHei"/>
+                <w:b/>
+                <w:color w:val="000000"/>
+                <w:sz w:val="20"/>
+              </w:rPr>
+              <w:t>核心规格</w:t>
+            </w:r>
+          </w:p>
+        </w:tc>
+        <w:tc>
+          <w:tcPr>
+            <w:tcW w:type="dxa" w:w="7483"/>
+            <w:vAlign w:val="center"/>
+            <w:tcMar>
+              <w:top w:w="100" w:type="dxa"/>
+              <w:start w:w="120" w:type="dxa"/>
+              <w:bottom w:w="100" w:type="dxa"/>
+              <w:end w:w="120" w:type="dxa"/>
+            </w:tcMar>
+          </w:tcPr>
+          <w:p>
+            <w:pPr>
+              <w:spacing w:after="0"/>
+            </w:pPr>
+            <w:r>
+              <w:rPr>
+                <w:rFonts w:ascii="Microsoft YaHei" w:hAnsi="Microsoft YaHei" w:eastAsia="Microsoft YaHei"/>
+                <w:b w:val="0"/>
+                <w:color w:val="000000"/>
+                <w:sz w:val="20"/>
+              </w:rPr>
+              <w:t>500mL 泵头瓶装</w:t>
+            </w:r>
+          </w:p>
+        </w:tc>
+      </w:tr>
+      <w:tr>
+        <w:tc>
+          <w:tcPr>
+            <w:tcW w:type="dxa" w:w="1814"/>
+            <w:vAlign w:val="center"/>
+            <w:shd w:fill="EEF3F9"/>
+            <w:tcMar>
+              <w:top w:w="100" w:type="dxa"/>
+              <w:start w:w="120" w:type="dxa"/>
+              <w:bottom w:w="100" w:type="dxa"/>
+              <w:end w:w="120" w:type="dxa"/>
+            </w:tcMar>
+          </w:tcPr>
+          <w:p>
+            <w:pPr>
+              <w:spacing w:after="0"/>
+              <w:jc w:val="center"/>
+            </w:pPr>
+            <w:r>
+              <w:rPr>
+                <w:rFonts w:ascii="Microsoft YaHei" w:hAnsi="Microsoft YaHei" w:eastAsia="Microsoft YaHei"/>
+                <w:b/>
+                <w:color w:val="000000"/>
+                <w:sz w:val="20"/>
+              </w:rPr>
+              <w:t>价格带</w:t>
+            </w:r>
+          </w:p>
+        </w:tc>
+        <w:tc>
+          <w:tcPr>
+            <w:tcW w:type="dxa" w:w="7483"/>
+            <w:vAlign w:val="center"/>
+            <w:tcMar>
+              <w:top w:w="100" w:type="dxa"/>
+              <w:start w:w="120" w:type="dxa"/>
+              <w:bottom w:w="100" w:type="dxa"/>
+              <w:end w:w="120" w:type="dxa"/>
+            </w:tcMar>
+          </w:tcPr>
+          <w:p>
+            <w:pPr>
+              <w:spacing w:after="0"/>
+            </w:pPr>
+            <w:r>
+              <w:rPr>
+                <w:rFonts w:ascii="Microsoft YaHei" w:hAnsi="Microsoft YaHei" w:eastAsia="Microsoft YaHei"/>
+                <w:b w:val="0"/>
+                <w:color w:val="000000"/>
+                <w:sz w:val="20"/>
+              </w:rPr>
+              <w:t>69 元/瓶</w:t>
+            </w:r>
+          </w:p>
+        </w:tc>
+      </w:tr>
+      <w:tr>
+        <w:tc>
+          <w:tcPr>
+            <w:tcW w:type="dxa" w:w="1814"/>
+            <w:vAlign w:val="center"/>
+            <w:shd w:fill="EEF3F9"/>
+            <w:tcMar>
+              <w:top w:w="100" w:type="dxa"/>
+              <w:start w:w="120" w:type="dxa"/>
+              <w:bottom w:w="100" w:type="dxa"/>
+              <w:end w:w="120" w:type="dxa"/>
+            </w:tcMar>
+          </w:tcPr>
+          <w:p>
+            <w:pPr>
+              <w:spacing w:after="0"/>
+              <w:jc w:val="center"/>
+            </w:pPr>
+            <w:r>
+              <w:rPr>
+                <w:rFonts w:ascii="Microsoft YaHei" w:hAnsi="Microsoft YaHei" w:eastAsia="Microsoft YaHei"/>
+                <w:b/>
+                <w:color w:val="000000"/>
+                <w:sz w:val="20"/>
+              </w:rPr>
+              <w:t>核心外观特征</w:t>
+            </w:r>
+          </w:p>
+        </w:tc>
+        <w:tc>
+          <w:tcPr>
+            <w:tcW w:type="dxa" w:w="7483"/>
+            <w:vAlign w:val="center"/>
+            <w:tcMar>
+              <w:top w:w="100" w:type="dxa"/>
+              <w:start w:w="120" w:type="dxa"/>
+              <w:bottom w:w="100" w:type="dxa"/>
+              <w:end w:w="120" w:type="dxa"/>
+            </w:tcMar>
+          </w:tcPr>
+          <w:p>
+            <w:pPr>
+              <w:spacing w:after="0"/>
+            </w:pPr>
+            <w:r>
+              <w:rPr>
+                <w:rFonts w:ascii="Microsoft YaHei" w:hAnsi="Microsoft YaHei" w:eastAsia="Microsoft YaHei"/>
+                <w:b w:val="0"/>
+                <w:color w:val="000000"/>
+                <w:sz w:val="20"/>
+              </w:rPr>
+              <w:t>洗发露为透明琥珀色凝露，装于棕色透明泵头瓶中；起泡后形成细密白色泡沫。</w:t>
+            </w:r>
+          </w:p>
+        </w:tc>
+      </w:tr>
+    </w:tbl>
+    <w:p>
+      <w:pPr>
+        <w:pStyle w:val="Heading1"/>
+      </w:pPr>
+      <w:r>
+        <w:t>卖点</w:t>
+      </w:r>
+    </w:p>
+    <w:p>
+      <w:pPr>
+        <w:pStyle w:val="ListNumber"/>
+        <w:spacing w:after="80"/>
+        <w:ind w:left="408" w:hanging="255"/>
       </w:pPr>
       <w:r>
         <w:rPr>
           <w:rFonts w:ascii="Microsoft YaHei" w:hAnsi="Microsoft YaHei" w:eastAsia="Microsoft YaHei"/>
           <w:b w:val="0"/>
-          <w:color w:val="667085"/>
-          <w:sz w:val="19"/>
+          <w:color w:val="000000"/>
+          <w:sz w:val="21"/>
         </w:rPr>
-        <w:t>说明：本资料包只填写产品基础、卖点、用户与场景信息。时长、画幅、分辨率、投放渠道、禁用元素和视觉风格均在资料导入节点配置，本资料包不重复填写。</w:t>
+        <w:t>采用氨基酸表活清洁体系。</w:t>
       </w:r>
     </w:p>
     <w:p>
       <w:pPr>
-        <w:pStyle w:val="Heading1"/>
-        <w:pBdr>
-          <w:bottom w:val="single" w:sz="8" w:space="4" w:color="E6C8BA"/>
-        </w:pBdr>
-      </w:pPr>
-      <w:r>
-        <w:t>产品基础层</w:t>
-      </w:r>
-    </w:p>
-    <w:p>
-      <w:pPr>
-        <w:pStyle w:val="Heading2"/>
-      </w:pPr>
-      <w:r>
-        <w:t>品类</w:t>
-      </w:r>
-    </w:p>
-    <w:p>
-      <w:pPr>
-        <w:pStyle w:val="FieldValue"/>
-      </w:pPr>
-      <w:r>
-        <w:t>洗发护发产品</w:t>
-      </w:r>
-    </w:p>
-    <w:p>
-      <w:pPr>
-        <w:pStyle w:val="Heading2"/>
-      </w:pPr>
-      <w:r>
-        <w:t>产品名称</w:t>
-      </w:r>
-    </w:p>
-    <w:p>
-      <w:pPr>
-        <w:pStyle w:val="FieldValue"/>
-      </w:pPr>
-      <w:r>
-        <w:t>山茶花氨基酸洗发露</w:t>
-      </w:r>
-    </w:p>
-    <w:p>
-      <w:pPr>
-        <w:pStyle w:val="Heading2"/>
-      </w:pPr>
-      <w:r>
-        <w:t>核心规格</w:t>
-      </w:r>
-    </w:p>
-    <w:p>
-      <w:pPr>
-        <w:pStyle w:val="FieldValue"/>
-      </w:pPr>
-      <w:r>
-        <w:t>500mL 泵头瓶装</w:t>
-      </w:r>
-    </w:p>
-    <w:p>
-      <w:pPr>
-        <w:pStyle w:val="Heading2"/>
-      </w:pPr>
-      <w:r>
-        <w:t>价格带</w:t>
-      </w:r>
-    </w:p>
-    <w:p>
-      <w:pPr>
-        <w:pStyle w:val="FieldValue"/>
-      </w:pPr>
-      <w:r>
-        <w:t>69 元/瓶</w:t>
-      </w:r>
-    </w:p>
-    <w:p>
-      <w:pPr>
-        <w:pStyle w:val="Heading2"/>
-      </w:pPr>
-      <w:r>
-        <w:t>核心外观特征</w:t>
-      </w:r>
-    </w:p>
-    <w:p>
-      <w:pPr>
-        <w:pStyle w:val="FieldValue"/>
-      </w:pPr>
-      <w:r>
-        <w:t>洗发露为透明琥珀色凝露，装于棕色透明泵头瓶中；起泡后形成细密白色泡沫。</w:t>
-      </w:r>
-    </w:p>
-    <w:p>
-      <w:pPr>
-        <w:pStyle w:val="Heading1"/>
-        <w:pBdr>
-          <w:bottom w:val="single" w:sz="8" w:space="4" w:color="E6C8BA"/>
-        </w:pBdr>
-      </w:pPr>
-      <w:r>
-        <w:t>卖点分层</w:t>
-      </w:r>
-    </w:p>
-    <w:p>
-      <w:pPr>
-        <w:pStyle w:val="Heading2"/>
-      </w:pPr>
-      <w:r>
-        <w:t>核心卖点</w:t>
-      </w:r>
-    </w:p>
-    <w:p>
-      <w:pPr>
-        <w:pStyle w:val="ListBullet"/>
-      </w:pPr>
-      <w:r>
-        <w:t>氨基酸表活清洁体系</w:t>
-      </w:r>
-    </w:p>
-    <w:p>
-      <w:pPr>
-        <w:pStyle w:val="ListBullet"/>
-      </w:pPr>
-      <w:r>
-        <w:t>细腻泡沫易于冲洗</w:t>
-      </w:r>
-    </w:p>
-    <w:p>
-      <w:pPr>
-        <w:pStyle w:val="ListBullet"/>
-      </w:pPr>
-      <w:r>
-        <w:t>山茶花清新香调</w:t>
-      </w:r>
-    </w:p>
-    <w:p>
-      <w:pPr>
-        <w:pStyle w:val="Heading2"/>
-      </w:pPr>
-      <w:r>
-        <w:t>次要卖点</w:t>
-      </w:r>
-    </w:p>
-    <w:p>
-      <w:pPr>
-        <w:pStyle w:val="ListBullet"/>
-      </w:pPr>
-      <w:r>
-        <w:t>透明琥珀色凝露质地</w:t>
-      </w:r>
-    </w:p>
-    <w:p>
-      <w:pPr>
-        <w:pStyle w:val="ListBullet"/>
-      </w:pPr>
-      <w:r>
-        <w:t>500mL 泵头包装</w:t>
-      </w:r>
-    </w:p>
-    <w:p>
-      <w:pPr>
-        <w:pStyle w:val="ListBullet"/>
-      </w:pPr>
-      <w:r>
-        <w:t>按压取用方便控制用量</w:t>
-      </w:r>
-    </w:p>
-    <w:p>
-      <w:pPr>
-        <w:pStyle w:val="ListBullet"/>
-      </w:pPr>
-      <w:r>
-        <w:t>适合家庭浴室日常使用</w:t>
-      </w:r>
-    </w:p>
-    <w:p>
-      <w:pPr>
-        <w:pStyle w:val="Heading2"/>
-      </w:pPr>
-      <w:r>
-        <w:t>辅助信任背书</w:t>
-      </w:r>
-    </w:p>
-    <w:p>
-      <w:pPr>
-        <w:pStyle w:val="FieldValue"/>
-      </w:pPr>
-      <w:r>
-        <w:t>暂无。</w:t>
-      </w:r>
-    </w:p>
-    <w:p>
-      <w:pPr>
-        <w:pStyle w:val="Heading1"/>
-        <w:pBdr>
-          <w:bottom w:val="single" w:sz="8" w:space="4" w:color="E6C8BA"/>
-        </w:pBdr>
-      </w:pPr>
-      <w:r>
-        <w:t>用户层</w:t>
-      </w:r>
-    </w:p>
-    <w:p>
-      <w:pPr>
-        <w:pStyle w:val="Heading2"/>
-      </w:pPr>
-      <w:r>
-        <w:t>目标受众画像</w:t>
-      </w:r>
-    </w:p>
-    <w:p>
-      <w:pPr>
-        <w:pStyle w:val="ListBullet"/>
-      </w:pPr>
-      <w:r>
-        <w:t>注重日常温和清洁的消费者</w:t>
-      </w:r>
-    </w:p>
-    <w:p>
-      <w:pPr>
-        <w:pStyle w:val="ListBullet"/>
-      </w:pPr>
-      <w:r>
-        <w:t>偏好清新植物香调的人群</w:t>
-      </w:r>
-    </w:p>
-    <w:p>
-      <w:pPr>
-        <w:pStyle w:val="ListBullet"/>
-      </w:pPr>
-      <w:r>
-        <w:t>家庭大容量洗护采购者</w:t>
-      </w:r>
-    </w:p>
-    <w:p>
-      <w:pPr>
-        <w:pStyle w:val="ListBullet"/>
-      </w:pPr>
-      <w:r>
-        <w:t>重视浴室美感的年轻用户</w:t>
-      </w:r>
-    </w:p>
-    <w:p>
-      <w:pPr>
-        <w:pStyle w:val="Heading2"/>
-      </w:pPr>
-      <w:r>
-        <w:t>核心痛点</w:t>
-      </w:r>
-    </w:p>
-    <w:p>
-      <w:pPr>
-        <w:pStyle w:val="ListBullet"/>
-      </w:pPr>
-      <w:r>
-        <w:t>日常洗发频率高，希望清洁过程舒适</w:t>
-      </w:r>
-    </w:p>
-    <w:p>
-      <w:pPr>
-        <w:pStyle w:val="ListBullet"/>
-      </w:pPr>
-      <w:r>
-        <w:t>普通洗发露泡沫粗大、冲洗体验不佳</w:t>
-      </w:r>
-    </w:p>
-    <w:p>
-      <w:pPr>
-        <w:pStyle w:val="ListBullet"/>
-      </w:pPr>
-      <w:r>
-        <w:t>家庭成员共用时需要容量与按压便利</w:t>
-      </w:r>
-    </w:p>
-    <w:p>
-      <w:pPr>
-        <w:pStyle w:val="Heading2"/>
-      </w:pPr>
-      <w:r>
-        <w:t>决策动因</w:t>
-      </w:r>
-    </w:p>
-    <w:p>
-      <w:pPr>
-        <w:pStyle w:val="ListBullet"/>
-      </w:pPr>
-      <w:r>
-        <w:t>关注泡沫细腻度与冲洗感受</w:t>
-      </w:r>
-    </w:p>
-    <w:p>
-      <w:pPr>
-        <w:pStyle w:val="ListBullet"/>
-      </w:pPr>
-      <w:r>
-        <w:t>看重凝露质地和泵头使用方式</w:t>
-      </w:r>
-    </w:p>
-    <w:p>
-      <w:pPr>
-        <w:pStyle w:val="ListBullet"/>
-      </w:pPr>
-      <w:r>
-        <w:t>偏好清新不过度浓重的植物香调</w:t>
-      </w:r>
-    </w:p>
-    <w:p>
-      <w:pPr>
-        <w:pStyle w:val="ListBullet"/>
-      </w:pPr>
-      <w:r>
-        <w:t>需要适合家庭日常使用的大容量规格</w:t>
-      </w:r>
-    </w:p>
-    <w:p>
-      <w:pPr>
-        <w:pStyle w:val="Heading2"/>
-      </w:pPr>
-      <w:r>
-        <w:t>营销目标</w:t>
-      </w:r>
-    </w:p>
-    <w:p>
-      <w:pPr>
-        <w:pStyle w:val="FieldValue"/>
-      </w:pPr>
-      <w:r>
-        <w:t>以透明凝露、细密泡沫和清新浴室场景传达舒适洗发体验，提升家庭装购买意愿。</w:t>
-      </w:r>
-    </w:p>
-    <w:p>
-      <w:pPr>
-        <w:pStyle w:val="Heading1"/>
-        <w:pBdr>
-          <w:bottom w:val="single" w:sz="8" w:space="4" w:color="E6C8BA"/>
-        </w:pBdr>
-      </w:pPr>
-      <w:r>
-        <w:t>场景层</w:t>
-      </w:r>
-    </w:p>
-    <w:p>
-      <w:pPr>
-        <w:pStyle w:val="Heading2"/>
-      </w:pPr>
-      <w:r>
-        <w:t>核心使用场景</w:t>
-      </w:r>
-    </w:p>
-    <w:p>
-      <w:pPr>
-        <w:pStyle w:val="ListBullet"/>
-      </w:pPr>
-      <w:r>
-        <w:t>晨间洗发</w:t>
-      </w:r>
-    </w:p>
-    <w:p>
-      <w:pPr>
-        <w:pStyle w:val="ListBullet"/>
-      </w:pPr>
-      <w:r>
-        <w:t>晚间沐浴放松</w:t>
-      </w:r>
-    </w:p>
-    <w:p>
-      <w:pPr>
-        <w:pStyle w:val="ListBullet"/>
-      </w:pPr>
-      <w:r>
-        <w:t>家庭浴室日常共用</w:t>
-      </w:r>
-    </w:p>
-    <w:p>
-      <w:pPr>
-        <w:pStyle w:val="ListBullet"/>
-      </w:pPr>
-      <w:r>
-        <w:t>运动后清洁</w:t>
-      </w:r>
-    </w:p>
-    <w:p>
-      <w:pPr>
-        <w:pStyle w:val="Heading2"/>
-      </w:pPr>
-      <w:r>
-        <w:t>购买场景</w:t>
-      </w:r>
-    </w:p>
-    <w:p>
-      <w:pPr>
-        <w:pStyle w:val="ListBullet"/>
-      </w:pPr>
-      <w:r>
-        <w:t>家庭洗护补货</w:t>
-      </w:r>
-    </w:p>
-    <w:p>
-      <w:pPr>
-        <w:pStyle w:val="ListBullet"/>
-      </w:pPr>
-      <w:r>
-        <w:t>换季洗护更新</w:t>
-      </w:r>
-    </w:p>
-    <w:p>
-      <w:pPr>
-        <w:pStyle w:val="ListBullet"/>
-      </w:pPr>
-      <w:r>
-        <w:t>新居浴室用品采购</w:t>
-      </w:r>
-    </w:p>
-    <w:p>
-      <w:pPr>
-        <w:pStyle w:val="Heading2"/>
-      </w:pPr>
-      <w:r>
-        <w:t>情绪共鸣场景</w:t>
-      </w:r>
-    </w:p>
-    <w:p>
-      <w:pPr>
-        <w:pStyle w:val="ListBullet"/>
-      </w:pPr>
-      <w:r>
-        <w:t>细密泡沫带来的轻柔触感</w:t>
-      </w:r>
-    </w:p>
-    <w:p>
-      <w:pPr>
-        <w:pStyle w:val="ListBullet"/>
-      </w:pPr>
-      <w:r>
-        <w:t>清新香气营造的放松感</w:t>
-      </w:r>
-    </w:p>
-    <w:p>
-      <w:pPr>
-        <w:pStyle w:val="ListBullet"/>
-      </w:pPr>
-      <w:r>
-        <w:t>整洁浴室带来的日常秩序感</w:t>
-      </w:r>
-    </w:p>
-    <w:p>
-      <w:pPr>
-        <w:spacing w:before="320" w:after="0"/>
-        <w:shd w:val="clear" w:color="auto" w:fill="F7F8FA"/>
+        <w:pStyle w:val="ListNumber"/>
+        <w:spacing w:after="80"/>
+        <w:ind w:left="408" w:hanging="255"/>
       </w:pPr>
       <w:r>
         <w:rPr>
           <w:rFonts w:ascii="Microsoft YaHei" w:hAnsi="Microsoft YaHei" w:eastAsia="Microsoft YaHei"/>
           <w:b w:val="0"/>
-          <w:color w:val="667085"/>
-          <w:sz w:val="19"/>
+          <w:color w:val="000000"/>
+          <w:sz w:val="21"/>
         </w:rPr>
-        <w:t>填写确认：以上内容由资料提供方确认，作为本次效果类项目的信息提炼依据。</w:t>
+        <w:t>透明琥珀色凝露可直观展示流动质地。</w:t>
+      </w:r>
+    </w:p>
+    <w:p>
+      <w:pPr>
+        <w:pStyle w:val="ListNumber"/>
+        <w:spacing w:after="80"/>
+        <w:ind w:left="408" w:hanging="255"/>
+      </w:pPr>
+      <w:r>
+        <w:rPr>
+          <w:rFonts w:ascii="Microsoft YaHei" w:hAnsi="Microsoft YaHei" w:eastAsia="Microsoft YaHei"/>
+          <w:b w:val="0"/>
+          <w:color w:val="000000"/>
+          <w:sz w:val="21"/>
+        </w:rPr>
+        <w:t>加水揉搓后可形成细密白色泡沫。</w:t>
+      </w:r>
+    </w:p>
+    <w:p>
+      <w:pPr>
+        <w:pStyle w:val="ListNumber"/>
+        <w:spacing w:after="80"/>
+        <w:ind w:left="408" w:hanging="255"/>
+      </w:pPr>
+      <w:r>
+        <w:rPr>
+          <w:rFonts w:ascii="Microsoft YaHei" w:hAnsi="Microsoft YaHei" w:eastAsia="Microsoft YaHei"/>
+          <w:b w:val="0"/>
+          <w:color w:val="000000"/>
+          <w:sz w:val="21"/>
+        </w:rPr>
+        <w:t>细密泡沫易于用水冲洗。</w:t>
+      </w:r>
+    </w:p>
+    <w:p>
+      <w:pPr>
+        <w:pStyle w:val="ListNumber"/>
+        <w:spacing w:after="80"/>
+        <w:ind w:left="408" w:hanging="255"/>
+      </w:pPr>
+      <w:r>
+        <w:rPr>
+          <w:rFonts w:ascii="Microsoft YaHei" w:hAnsi="Microsoft YaHei" w:eastAsia="Microsoft YaHei"/>
+          <w:b w:val="0"/>
+          <w:color w:val="000000"/>
+          <w:sz w:val="21"/>
+        </w:rPr>
+        <w:t>山茶花清新香调适合偏好植物香气的人群。</w:t>
+      </w:r>
+    </w:p>
+    <w:p>
+      <w:pPr>
+        <w:pStyle w:val="ListNumber"/>
+        <w:spacing w:after="80"/>
+        <w:ind w:left="408" w:hanging="255"/>
+      </w:pPr>
+      <w:r>
+        <w:rPr>
+          <w:rFonts w:ascii="Microsoft YaHei" w:hAnsi="Microsoft YaHei" w:eastAsia="Microsoft YaHei"/>
+          <w:b w:val="0"/>
+          <w:color w:val="000000"/>
+          <w:sz w:val="21"/>
+        </w:rPr>
+        <w:t>500mL 容量适合家庭浴室日常使用。</w:t>
+      </w:r>
+    </w:p>
+    <w:p>
+      <w:pPr>
+        <w:pStyle w:val="ListNumber"/>
+        <w:spacing w:after="80"/>
+        <w:ind w:left="408" w:hanging="255"/>
+      </w:pPr>
+      <w:r>
+        <w:rPr>
+          <w:rFonts w:ascii="Microsoft YaHei" w:hAnsi="Microsoft YaHei" w:eastAsia="Microsoft YaHei"/>
+          <w:b w:val="0"/>
+          <w:color w:val="000000"/>
+          <w:sz w:val="21"/>
+        </w:rPr>
+        <w:t>泵头包装可单手按压取用。</w:t>
+      </w:r>
+    </w:p>
+    <w:p>
+      <w:pPr>
+        <w:pStyle w:val="ListNumber"/>
+        <w:spacing w:after="80"/>
+        <w:ind w:left="408" w:hanging="255"/>
+      </w:pPr>
+      <w:r>
+        <w:rPr>
+          <w:rFonts w:ascii="Microsoft YaHei" w:hAnsi="Microsoft YaHei" w:eastAsia="Microsoft YaHei"/>
+          <w:b w:val="0"/>
+          <w:color w:val="000000"/>
+          <w:sz w:val="21"/>
+        </w:rPr>
+        <w:t>每次按压取用的方式便于控制用量。</w:t>
+      </w:r>
+    </w:p>
+    <w:p>
+      <w:pPr>
+        <w:pStyle w:val="ListNumber"/>
+        <w:spacing w:after="80"/>
+        <w:ind w:left="408" w:hanging="255"/>
+      </w:pPr>
+      <w:r>
+        <w:rPr>
+          <w:rFonts w:ascii="Microsoft YaHei" w:hAnsi="Microsoft YaHei" w:eastAsia="Microsoft YaHei"/>
+          <w:b w:val="0"/>
+          <w:color w:val="000000"/>
+          <w:sz w:val="21"/>
+        </w:rPr>
+        <w:t>棕色透明瓶身可观察内部琥珀色凝露。</w:t>
+      </w:r>
+    </w:p>
+    <w:p>
+      <w:pPr>
+        <w:pStyle w:val="ListNumber"/>
+        <w:spacing w:after="80"/>
+        <w:ind w:left="408" w:hanging="255"/>
+      </w:pPr>
+      <w:r>
+        <w:rPr>
+          <w:rFonts w:ascii="Microsoft YaHei" w:hAnsi="Microsoft YaHei" w:eastAsia="Microsoft YaHei"/>
+          <w:b w:val="0"/>
+          <w:color w:val="000000"/>
+          <w:sz w:val="21"/>
+        </w:rPr>
+        <w:t>适合晨间洗发的快速清洁流程。</w:t>
+      </w:r>
+    </w:p>
+    <w:p>
+      <w:pPr>
+        <w:pStyle w:val="ListNumber"/>
+        <w:spacing w:after="80"/>
+        <w:ind w:left="408" w:hanging="255"/>
+      </w:pPr>
+      <w:r>
+        <w:rPr>
+          <w:rFonts w:ascii="Microsoft YaHei" w:hAnsi="Microsoft YaHei" w:eastAsia="Microsoft YaHei"/>
+          <w:b w:val="0"/>
+          <w:color w:val="000000"/>
+          <w:sz w:val="21"/>
+        </w:rPr>
+        <w:t>适合晚间沐浴时的日常洗发流程。</w:t>
+      </w:r>
+    </w:p>
+    <w:p>
+      <w:pPr>
+        <w:pStyle w:val="ListNumber"/>
+        <w:spacing w:after="80"/>
+        <w:ind w:left="408" w:hanging="255"/>
+      </w:pPr>
+      <w:r>
+        <w:rPr>
+          <w:rFonts w:ascii="Microsoft YaHei" w:hAnsi="Microsoft YaHei" w:eastAsia="Microsoft YaHei"/>
+          <w:b w:val="0"/>
+          <w:color w:val="000000"/>
+          <w:sz w:val="21"/>
+        </w:rPr>
+        <w:t>运动后可用于头发和头皮的日常清洁。</w:t>
+      </w:r>
+    </w:p>
+    <w:p>
+      <w:pPr>
+        <w:pStyle w:val="ListNumber"/>
+        <w:spacing w:after="80"/>
+        <w:ind w:left="408" w:hanging="255"/>
+      </w:pPr>
+      <w:r>
+        <w:rPr>
+          <w:rFonts w:ascii="Microsoft YaHei" w:hAnsi="Microsoft YaHei" w:eastAsia="Microsoft YaHei"/>
+          <w:b w:val="0"/>
+          <w:color w:val="000000"/>
+          <w:sz w:val="21"/>
+        </w:rPr>
+        <w:t>泵头瓶装适合家庭成员在固定浴室位置共用。</w:t>
+      </w:r>
+    </w:p>
+    <w:p>
+      <w:pPr>
+        <w:pStyle w:val="ListNumber"/>
+        <w:spacing w:after="80"/>
+        <w:ind w:left="408" w:hanging="255"/>
+      </w:pPr>
+      <w:r>
+        <w:rPr>
+          <w:rFonts w:ascii="Microsoft YaHei" w:hAnsi="Microsoft YaHei" w:eastAsia="Microsoft YaHei"/>
+          <w:b w:val="0"/>
+          <w:color w:val="000000"/>
+          <w:sz w:val="21"/>
+        </w:rPr>
+        <w:t>凝露、泡沫和冲洗三种状态展示同一洗发过程的质地变化。</w:t>
       </w:r>
     </w:p>
     <w:sectPr>
-      <w:footerReference w:type="default" r:id="rId9"/>
       <w:pgSz w:w="11906" w:h="16838"/>
-      <w:pgMar w:top="1020" w:right="1247" w:bottom="1020" w:left="1247" w:header="454" w:footer="454" w:gutter="0"/>
+      <w:pgMar w:top="1020" w:right="1191" w:bottom="1020" w:left="1191" w:header="720" w:footer="720" w:gutter="0"/>
       <w:cols w:space="720"/>
       <w:docGrid w:linePitch="360"/>
     </w:sectPr>
   </w:body>
 </w:document>
-</file>
-
-<file path=word/footer1.xml><?xml version="1.0" encoding="utf-8"?>
-<w:ftr xmlns:m="http://schemas.openxmlformats.org/officeDocument/2006/math" xmlns:mc="http://schemas.openxmlformats.org/markup-compatibility/2006" xmlns:mo="http://schemas.microsoft.com/office/mac/office/2008/main" xmlns:mv="urn:schemas-microsoft-com:mac:vml" xmlns:o="urn:schemas-microsoft-com:office:office" xmlns:r="http://schemas.openxmlformats.org/officeDocument/2006/relationships" xmlns:v="urn:schemas-microsoft-com:vml" xmlns:w10="urn:schemas-microsoft-com:office:word" xmlns:w14="http://schemas.microsoft.com/office/word/2010/wordml" xmlns:w="http://schemas.openxmlformats.org/wordprocessingml/2006/main" xmlns:wne="http://schemas.microsoft.com/office/word/2006/wordml" xmlns:wp14="http://schemas.microsoft.com/office/word/2010/wordprocessingDrawing" xmlns:wp="http://schemas.openxmlformats.org/drawingml/2006/wordprocessingDrawing" xmlns:wpc="http://schemas.microsoft.com/office/word/2010/wordprocessingCanvas" xmlns:wpg="http://schemas.microsoft.com/office/word/2010/wordprocessingGroup" xmlns:wpi="http://schemas.microsoft.com/office/word/2010/wordprocessingInk" xmlns:wps="http://schemas.microsoft.com/office/word/2010/wordprocessingShape" mc:Ignorable="w14 wp14">
-  <w:p>
-    <w:pPr>
-      <w:pStyle w:val="Footer"/>
-      <w:jc w:val="center"/>
-    </w:pPr>
-    <w:r>
-      <w:rPr>
-        <w:rFonts w:ascii="Microsoft YaHei" w:hAnsi="Microsoft YaHei" w:eastAsia="Microsoft YaHei"/>
-        <w:b w:val="0"/>
-        <w:color w:val="98A2B3"/>
-        <w:sz w:val="17"/>
-      </w:rPr>
-      <w:t>广式三七瘦腊肠 · 产品素材制作信息</w:t>
-    </w:r>
-  </w:p>
-</w:ftr>
 </file>
 
 <file path=word/numbering.xml><?xml version="1.0" encoding="utf-8"?>
@@ -902,11 +939,10 @@
     <w:qFormat/>
     <w:rsid w:val="00FC693F"/>
     <w:pPr>
-      <w:spacing w:after="120" w:line="348" w:lineRule="auto"/>
+      <w:spacing w:after="100" w:line="283" w:lineRule="auto"/>
     </w:pPr>
     <w:rPr>
       <w:rFonts w:ascii="Microsoft YaHei" w:hAnsi="Microsoft YaHei" w:eastAsia="Microsoft YaHei"/>
-      <w:color w:val="253247"/>
       <w:sz w:val="21"/>
     </w:rPr>
   </w:style>
@@ -965,14 +1001,14 @@
     <w:pPr>
       <w:keepNext/>
       <w:keepLines/>
-      <w:spacing w:before="320" w:after="160"/>
+      <w:spacing w:before="240" w:after="100"/>
       <w:outlineLvl w:val="0"/>
     </w:pPr>
     <w:rPr>
       <w:rFonts w:asciiTheme="majorHAnsi" w:eastAsiaTheme="majorEastAsia" w:hAnsiTheme="majorHAnsi" w:cstheme="majorBidi" w:ascii="Microsoft YaHei" w:hAnsi="Microsoft YaHei" w:eastAsia="Microsoft YaHei"/>
       <w:b/>
       <w:bCs/>
-      <w:color w:val="8A351E"/>
+      <w:color w:val="000000"/>
       <w:sz w:val="30"/>
       <w:szCs w:val="28"/>
     </w:rPr>
@@ -989,15 +1025,15 @@
     <w:pPr>
       <w:keepNext/>
       <w:keepLines/>
-      <w:spacing w:before="200" w:after="60"/>
+      <w:spacing w:before="140" w:after="100"/>
       <w:outlineLvl w:val="1"/>
     </w:pPr>
     <w:rPr>
       <w:rFonts w:asciiTheme="majorHAnsi" w:eastAsiaTheme="majorEastAsia" w:hAnsiTheme="majorHAnsi" w:cstheme="majorBidi" w:ascii="Microsoft YaHei" w:hAnsi="Microsoft YaHei" w:eastAsia="Microsoft YaHei"/>
       <w:b/>
       <w:bCs/>
-      <w:color w:val="253247"/>
-      <w:sz w:val="23"/>
+      <w:color w:val="000000"/>
+      <w:sz w:val="22"/>
       <w:szCs w:val="26"/>
     </w:rPr>
   </w:style>
@@ -1254,15 +1290,16 @@
       <w:pBdr>
         <w:bottom w:val="single" w:sz="8" w:space="4" w:color="4F81BD" w:themeColor="accent1"/>
       </w:pBdr>
-      <w:spacing w:after="300" w:line="240" w:lineRule="auto"/>
+      <w:spacing w:after="100" w:line="240" w:lineRule="auto"/>
       <w:contextualSpacing/>
     </w:pPr>
     <w:rPr>
-      <w:rFonts w:asciiTheme="majorHAnsi" w:eastAsiaTheme="majorEastAsia" w:hAnsiTheme="majorHAnsi" w:cstheme="majorBidi"/>
-      <w:color w:val="17365D" w:themeColor="text2" w:themeShade="BF"/>
+      <w:rFonts w:asciiTheme="majorHAnsi" w:eastAsiaTheme="majorEastAsia" w:hAnsiTheme="majorHAnsi" w:cstheme="majorBidi" w:ascii="Microsoft YaHei" w:hAnsi="Microsoft YaHei" w:eastAsia="Microsoft YaHei"/>
+      <w:b/>
+      <w:color w:val="000000"/>
       <w:spacing w:val="5"/>
       <w:kern w:val="28"/>
-      <w:sz w:val="52"/>
+      <w:sz w:val="44"/>
       <w:szCs w:val="52"/>
     </w:rPr>
   </w:style>
@@ -1436,15 +1473,8 @@
       <w:numPr>
         <w:numId w:val="1"/>
       </w:numPr>
-      <w:spacing w:after="60" w:line="324" w:lineRule="auto"/>
-      <w:ind w:left="510" w:hanging="198"/>
       <w:contextualSpacing/>
     </w:pPr>
-    <w:rPr>
-      <w:rFonts w:ascii="Microsoft YaHei" w:hAnsi="Microsoft YaHei" w:eastAsia="Microsoft YaHei"/>
-      <w:color w:val="253247"/>
-      <w:sz w:val="21"/>
-    </w:rPr>
   </w:style>
   <w:style w:type="paragraph" w:styleId="ListBullet2">
     <w:name w:val="List Bullet 2"/>
@@ -12599,16 +12629,14 @@
       </w:tcPr>
     </w:tblStylePr>
   </w:style>
-  <w:style w:type="paragraph" w:customStyle="1" w:styleId="FieldValue">
-    <w:name w:val="Field Value"/>
-    <w:basedOn w:val="Normal"/>
-    <w:pPr>
-      <w:spacing w:after="120"/>
-      <w:ind w:left="255"/>
+  <w:style w:type="paragraph" w:customStyle="1" w:styleId="DocumentSubtitle">
+    <w:name w:val="Document Subtitle"/>
+    <w:pPr>
+      <w:spacing w:after="160"/>
     </w:pPr>
     <w:rPr>
       <w:rFonts w:ascii="Microsoft YaHei" w:hAnsi="Microsoft YaHei" w:eastAsia="Microsoft YaHei"/>
-      <w:color w:val="253247"/>
+      <w:color w:val="596375"/>
       <w:sz w:val="21"/>
     </w:rPr>
   </w:style>

--- a/素材/效果类项目素材/山茶花氨基酸洗发露/山茶花氨基酸洗发露资料包.docx
+++ b/素材/效果类项目素材/山茶花氨基酸洗发露/山茶花氨基酸洗发露资料包.docx
@@ -344,225 +344,441 @@
     <w:p>
       <w:pPr>
         <w:pStyle w:val="ListNumber"/>
-        <w:spacing w:after="80"/>
-        <w:ind w:left="408" w:hanging="255"/>
+        <w:keepNext w:val="0"/>
+        <w:keepLines w:val="0"/>
+        <w:widowControl/>
       </w:pPr>
       <w:r>
-        <w:rPr>
-          <w:rFonts w:ascii="Microsoft YaHei" w:hAnsi="Microsoft YaHei" w:eastAsia="Microsoft YaHei"/>
-          <w:b w:val="0"/>
-          <w:color w:val="000000"/>
-          <w:sz w:val="21"/>
-        </w:rPr>
-        <w:t>采用氨基酸表活清洁体系。</w:t>
+        <w:t>产品采用氨基酸表面活性剂清洁体系</w:t>
       </w:r>
     </w:p>
     <w:p>
       <w:pPr>
         <w:pStyle w:val="ListNumber"/>
-        <w:spacing w:after="80"/>
-        <w:ind w:left="408" w:hanging="255"/>
+        <w:keepNext w:val="0"/>
+        <w:keepLines w:val="0"/>
+        <w:widowControl/>
       </w:pPr>
       <w:r>
-        <w:rPr>
-          <w:rFonts w:ascii="Microsoft YaHei" w:hAnsi="Microsoft YaHei" w:eastAsia="Microsoft YaHei"/>
-          <w:b w:val="0"/>
-          <w:color w:val="000000"/>
-          <w:sz w:val="21"/>
-        </w:rPr>
-        <w:t>透明琥珀色凝露可直观展示流动质地。</w:t>
+        <w:t>透明琥珀色凝露可直接展示颜色与流动质地</w:t>
       </w:r>
     </w:p>
     <w:p>
       <w:pPr>
         <w:pStyle w:val="ListNumber"/>
-        <w:spacing w:after="80"/>
-        <w:ind w:left="408" w:hanging="255"/>
+        <w:keepNext w:val="0"/>
+        <w:keepLines w:val="0"/>
+        <w:widowControl/>
       </w:pPr>
       <w:r>
-        <w:rPr>
-          <w:rFonts w:ascii="Microsoft YaHei" w:hAnsi="Microsoft YaHei" w:eastAsia="Microsoft YaHei"/>
-          <w:b w:val="0"/>
-          <w:color w:val="000000"/>
-          <w:sz w:val="21"/>
-        </w:rPr>
-        <w:t>加水揉搓后可形成细密白色泡沫。</w:t>
+        <w:t>泵头按下后可定量挤出一股完整凝露</w:t>
       </w:r>
     </w:p>
     <w:p>
       <w:pPr>
         <w:pStyle w:val="ListNumber"/>
-        <w:spacing w:after="80"/>
-        <w:ind w:left="408" w:hanging="255"/>
+        <w:keepNext w:val="0"/>
+        <w:keepLines w:val="0"/>
+        <w:widowControl/>
       </w:pPr>
       <w:r>
-        <w:rPr>
-          <w:rFonts w:ascii="Microsoft YaHei" w:hAnsi="Microsoft YaHei" w:eastAsia="Microsoft YaHei"/>
-          <w:b w:val="0"/>
-          <w:color w:val="000000"/>
-          <w:sz w:val="21"/>
-        </w:rPr>
-        <w:t>细密泡沫易于用水冲洗。</w:t>
+        <w:t>凝露落在掌心时可保留短暂的圆润堆叠形态</w:t>
       </w:r>
     </w:p>
     <w:p>
       <w:pPr>
         <w:pStyle w:val="ListNumber"/>
-        <w:spacing w:after="80"/>
-        <w:ind w:left="408" w:hanging="255"/>
+        <w:keepNext w:val="0"/>
+        <w:keepLines w:val="0"/>
+        <w:widowControl/>
       </w:pPr>
       <w:r>
-        <w:rPr>
-          <w:rFonts w:ascii="Microsoft YaHei" w:hAnsi="Microsoft YaHei" w:eastAsia="Microsoft YaHei"/>
-          <w:b w:val="0"/>
-          <w:color w:val="000000"/>
-          <w:sz w:val="21"/>
-        </w:rPr>
-        <w:t>山茶花清新香调适合偏好植物香气的人群。</w:t>
+        <w:t>手指拉开凝露时可观察连续而缓慢的延展状态</w:t>
       </w:r>
     </w:p>
     <w:p>
       <w:pPr>
         <w:pStyle w:val="ListNumber"/>
-        <w:spacing w:after="80"/>
-        <w:ind w:left="408" w:hanging="255"/>
+        <w:keepNext w:val="0"/>
+        <w:keepLines w:val="0"/>
+        <w:widowControl/>
       </w:pPr>
       <w:r>
-        <w:rPr>
-          <w:rFonts w:ascii="Microsoft YaHei" w:hAnsi="Microsoft YaHei" w:eastAsia="Microsoft YaHei"/>
-          <w:b w:val="0"/>
-          <w:color w:val="000000"/>
-          <w:sz w:val="21"/>
-        </w:rPr>
-        <w:t>500mL 容量适合家庭浴室日常使用。</w:t>
+        <w:t>凝露加水揉搓后可逐渐转化为白色泡沫</w:t>
       </w:r>
     </w:p>
     <w:p>
       <w:pPr>
         <w:pStyle w:val="ListNumber"/>
-        <w:spacing w:after="80"/>
-        <w:ind w:left="408" w:hanging="255"/>
+        <w:keepNext w:val="0"/>
+        <w:keepLines w:val="0"/>
+        <w:widowControl/>
       </w:pPr>
       <w:r>
-        <w:rPr>
-          <w:rFonts w:ascii="Microsoft YaHei" w:hAnsi="Microsoft YaHei" w:eastAsia="Microsoft YaHei"/>
-          <w:b w:val="0"/>
-          <w:color w:val="000000"/>
-          <w:sz w:val="21"/>
-        </w:rPr>
-        <w:t>泵头包装可单手按压取用。</w:t>
+        <w:t>充分揉搓后可形成细密均匀的泡沫层</w:t>
       </w:r>
     </w:p>
     <w:p>
       <w:pPr>
         <w:pStyle w:val="ListNumber"/>
-        <w:spacing w:after="80"/>
-        <w:ind w:left="408" w:hanging="255"/>
+        <w:keepNext w:val="0"/>
+        <w:keepLines w:val="0"/>
+        <w:widowControl/>
       </w:pPr>
       <w:r>
-        <w:rPr>
-          <w:rFonts w:ascii="Microsoft YaHei" w:hAnsi="Microsoft YaHei" w:eastAsia="Microsoft YaHei"/>
-          <w:b w:val="0"/>
-          <w:color w:val="000000"/>
-          <w:sz w:val="21"/>
-        </w:rPr>
-        <w:t>每次按压取用的方式便于控制用量。</w:t>
+        <w:t>细密白色泡沫与琥珀色凝露形成明显状态对比</w:t>
       </w:r>
     </w:p>
     <w:p>
       <w:pPr>
         <w:pStyle w:val="ListNumber"/>
-        <w:spacing w:after="80"/>
-        <w:ind w:left="408" w:hanging="255"/>
+        <w:keepNext w:val="0"/>
+        <w:keepLines w:val="0"/>
+        <w:widowControl/>
       </w:pPr>
       <w:r>
-        <w:rPr>
-          <w:rFonts w:ascii="Microsoft YaHei" w:hAnsi="Microsoft YaHei" w:eastAsia="Microsoft YaHei"/>
-          <w:b w:val="0"/>
-          <w:color w:val="000000"/>
-          <w:sz w:val="21"/>
-        </w:rPr>
-        <w:t>棕色透明瓶身可观察内部琥珀色凝露。</w:t>
+        <w:t>泡沫遇到流动清水后可被逐步冲散</w:t>
       </w:r>
     </w:p>
     <w:p>
       <w:pPr>
         <w:pStyle w:val="ListNumber"/>
-        <w:spacing w:after="80"/>
-        <w:ind w:left="408" w:hanging="255"/>
+        <w:keepNext w:val="0"/>
+        <w:keepLines w:val="0"/>
+        <w:widowControl/>
       </w:pPr>
       <w:r>
-        <w:rPr>
-          <w:rFonts w:ascii="Microsoft YaHei" w:hAnsi="Microsoft YaHei" w:eastAsia="Microsoft YaHei"/>
-          <w:b w:val="0"/>
-          <w:color w:val="000000"/>
-          <w:sz w:val="21"/>
-        </w:rPr>
-        <w:t>适合晨间洗发的快速清洁流程。</w:t>
+        <w:t>500mL 容量适合家庭浴室的日常洗发使用</w:t>
       </w:r>
     </w:p>
     <w:p>
       <w:pPr>
         <w:pStyle w:val="ListNumber"/>
-        <w:spacing w:after="80"/>
-        <w:ind w:left="408" w:hanging="255"/>
+        <w:keepNext w:val="0"/>
+        <w:keepLines w:val="0"/>
+        <w:widowControl/>
       </w:pPr>
       <w:r>
-        <w:rPr>
-          <w:rFonts w:ascii="Microsoft YaHei" w:hAnsi="Microsoft YaHei" w:eastAsia="Microsoft YaHei"/>
-          <w:b w:val="0"/>
-          <w:color w:val="000000"/>
-          <w:sz w:val="21"/>
-        </w:rPr>
-        <w:t>适合晚间沐浴时的日常洗发流程。</w:t>
+        <w:t>泵头包装可在湿手状态下单手按压取用</w:t>
       </w:r>
     </w:p>
     <w:p>
       <w:pPr>
         <w:pStyle w:val="ListNumber"/>
-        <w:spacing w:after="80"/>
-        <w:ind w:left="408" w:hanging="255"/>
+        <w:keepNext w:val="0"/>
+        <w:keepLines w:val="0"/>
+        <w:widowControl/>
       </w:pPr>
       <w:r>
-        <w:rPr>
-          <w:rFonts w:ascii="Microsoft YaHei" w:hAnsi="Microsoft YaHei" w:eastAsia="Microsoft YaHei"/>
-          <w:b w:val="0"/>
-          <w:color w:val="000000"/>
-          <w:sz w:val="21"/>
-        </w:rPr>
-        <w:t>运动后可用于头发和头皮的日常清洁。</w:t>
+        <w:t>按压取用方式便于观察每次挤出的凝露量</w:t>
       </w:r>
     </w:p>
     <w:p>
       <w:pPr>
         <w:pStyle w:val="ListNumber"/>
-        <w:spacing w:after="80"/>
-        <w:ind w:left="408" w:hanging="255"/>
+        <w:keepNext w:val="0"/>
+        <w:keepLines w:val="0"/>
+        <w:widowControl/>
       </w:pPr>
       <w:r>
-        <w:rPr>
-          <w:rFonts w:ascii="Microsoft YaHei" w:hAnsi="Microsoft YaHei" w:eastAsia="Microsoft YaHei"/>
-          <w:b w:val="0"/>
-          <w:color w:val="000000"/>
-          <w:sz w:val="21"/>
-        </w:rPr>
-        <w:t>泵头瓶装适合家庭成员在固定浴室位置共用。</w:t>
+        <w:t>棕色透明瓶身可看到内部琥珀色洗发露</w:t>
       </w:r>
     </w:p>
     <w:p>
       <w:pPr>
         <w:pStyle w:val="ListNumber"/>
-        <w:spacing w:after="80"/>
-        <w:ind w:left="408" w:hanging="255"/>
+        <w:keepNext w:val="0"/>
+        <w:keepLines w:val="0"/>
+        <w:widowControl/>
       </w:pPr>
       <w:r>
-        <w:rPr>
-          <w:rFonts w:ascii="Microsoft YaHei" w:hAnsi="Microsoft YaHei" w:eastAsia="Microsoft YaHei"/>
-          <w:b w:val="0"/>
-          <w:color w:val="000000"/>
-          <w:sz w:val="21"/>
-        </w:rPr>
-        <w:t>凝露、泡沫和冲洗三种状态展示同一洗发过程的质地变化。</w:t>
+        <w:t>瓶内剩余量可透过棕色透明瓶身进行观察</w:t>
+      </w:r>
+    </w:p>
+    <w:p>
+      <w:pPr>
+        <w:pStyle w:val="ListNumber"/>
+        <w:keepNext w:val="0"/>
+        <w:keepLines w:val="0"/>
+        <w:widowControl/>
+      </w:pPr>
+      <w:r>
+        <w:t>直立泵头瓶适合稳定摆放在浴室置物架上</w:t>
+      </w:r>
+    </w:p>
+    <w:p>
+      <w:pPr>
+        <w:pStyle w:val="ListNumber"/>
+        <w:keepNext w:val="0"/>
+        <w:keepLines w:val="0"/>
+        <w:widowControl/>
+      </w:pPr>
+      <w:r>
+        <w:t>泵头顶部提供清楚的按压受力位置</w:t>
+      </w:r>
+    </w:p>
+    <w:p>
+      <w:pPr>
+        <w:pStyle w:val="ListNumber"/>
+        <w:keepNext w:val="0"/>
+        <w:keepLines w:val="0"/>
+        <w:widowControl/>
+      </w:pPr>
+      <w:r>
+        <w:t>按压后泵头可回弹，为下一次取用做好准备</w:t>
+      </w:r>
+    </w:p>
+    <w:p>
+      <w:pPr>
+        <w:pStyle w:val="ListNumber"/>
+        <w:keepNext w:val="0"/>
+        <w:keepLines w:val="0"/>
+        <w:widowControl/>
+      </w:pPr>
+      <w:r>
+        <w:t>洗发前可先将凝露挤入掌心并近距离观察质地</w:t>
+      </w:r>
+    </w:p>
+    <w:p>
+      <w:pPr>
+        <w:pStyle w:val="ListNumber"/>
+        <w:keepNext w:val="0"/>
+        <w:keepLines w:val="0"/>
+        <w:widowControl/>
+      </w:pPr>
+      <w:r>
+        <w:t>双手揉搓可展示凝露从透明到起泡的变化</w:t>
+      </w:r>
+    </w:p>
+    <w:p>
+      <w:pPr>
+        <w:pStyle w:val="ListNumber"/>
+        <w:keepNext w:val="0"/>
+        <w:keepLines w:val="0"/>
+        <w:widowControl/>
+      </w:pPr>
+      <w:r>
+        <w:t>白色泡沫可沿湿发根部逐步铺开</w:t>
+      </w:r>
+    </w:p>
+    <w:p>
+      <w:pPr>
+        <w:pStyle w:val="ListNumber"/>
+        <w:keepNext w:val="0"/>
+        <w:keepLines w:val="0"/>
+        <w:widowControl/>
+      </w:pPr>
+      <w:r>
+        <w:t>指腹按摩时泡沫能覆盖头发与头皮表面</w:t>
+      </w:r>
+    </w:p>
+    <w:p>
+      <w:pPr>
+        <w:pStyle w:val="ListNumber"/>
+        <w:keepNext w:val="0"/>
+        <w:keepLines w:val="0"/>
+        <w:widowControl/>
+      </w:pPr>
+      <w:r>
+        <w:t>近景可看到泡沫在发丝间形成细小气泡</w:t>
+      </w:r>
+    </w:p>
+    <w:p>
+      <w:pPr>
+        <w:pStyle w:val="ListNumber"/>
+        <w:keepNext w:val="0"/>
+        <w:keepLines w:val="0"/>
+        <w:widowControl/>
+      </w:pPr>
+      <w:r>
+        <w:t>冲洗时清水可带走泡沫并露出湿润发丝</w:t>
+      </w:r>
+    </w:p>
+    <w:p>
+      <w:pPr>
+        <w:pStyle w:val="ListNumber"/>
+        <w:keepNext w:val="0"/>
+        <w:keepLines w:val="0"/>
+        <w:widowControl/>
+      </w:pPr>
+      <w:r>
+        <w:t>凝露、泡沫和冲洗三种状态可连续呈现同一洗发过程</w:t>
+      </w:r>
+    </w:p>
+    <w:p>
+      <w:pPr>
+        <w:pStyle w:val="ListNumber"/>
+        <w:keepNext w:val="0"/>
+        <w:keepLines w:val="0"/>
+        <w:widowControl/>
+      </w:pPr>
+      <w:r>
+        <w:t>晨间洗发可用按压、起泡和快速冲洗形成简洁流程</w:t>
+      </w:r>
+    </w:p>
+    <w:p>
+      <w:pPr>
+        <w:pStyle w:val="ListNumber"/>
+        <w:keepNext w:val="0"/>
+        <w:keepLines w:val="0"/>
+        <w:widowControl/>
+      </w:pPr>
+      <w:r>
+        <w:t>晚间沐浴可在稳定浴室光线下展示完整取用过程</w:t>
+      </w:r>
+    </w:p>
+    <w:p>
+      <w:pPr>
+        <w:pStyle w:val="ListNumber"/>
+        <w:keepNext w:val="0"/>
+        <w:keepLines w:val="0"/>
+        <w:widowControl/>
+      </w:pPr>
+      <w:r>
+        <w:t>运动后可通过湿发、揉搓和冲洗呈现日常清洁动作</w:t>
+      </w:r>
+    </w:p>
+    <w:p>
+      <w:pPr>
+        <w:pStyle w:val="ListNumber"/>
+        <w:keepNext w:val="0"/>
+        <w:keepLines w:val="0"/>
+        <w:widowControl/>
+      </w:pPr>
+      <w:r>
+        <w:t>短发使用时可集中展示头顶与发根区域的泡沫覆盖</w:t>
+      </w:r>
+    </w:p>
+    <w:p>
+      <w:pPr>
+        <w:pStyle w:val="ListNumber"/>
+        <w:keepNext w:val="0"/>
+        <w:keepLines w:val="0"/>
+        <w:widowControl/>
+      </w:pPr>
+      <w:r>
+        <w:t>长发使用时可展示泡沫沿发丝向下延展的状态</w:t>
+      </w:r>
+    </w:p>
+    <w:p>
+      <w:pPr>
+        <w:pStyle w:val="ListNumber"/>
+        <w:keepNext w:val="0"/>
+        <w:keepLines w:val="0"/>
+        <w:widowControl/>
+      </w:pPr>
+      <w:r>
+        <w:t>一只手握花洒时另一只手仍可按压泵头取用</w:t>
+      </w:r>
+    </w:p>
+    <w:p>
+      <w:pPr>
+        <w:pStyle w:val="ListNumber"/>
+        <w:keepNext w:val="0"/>
+        <w:keepLines w:val="0"/>
+        <w:widowControl/>
+      </w:pPr>
+      <w:r>
+        <w:t>背光拍摄可突出琥珀色凝露的透明度</w:t>
+      </w:r>
+    </w:p>
+    <w:p>
+      <w:pPr>
+        <w:pStyle w:val="ListNumber"/>
+        <w:keepNext w:val="0"/>
+        <w:keepLines w:val="0"/>
+        <w:widowControl/>
+      </w:pPr>
+      <w:r>
+        <w:t>侧光拍摄可观察凝露从泵嘴落下的连续线条</w:t>
+      </w:r>
+    </w:p>
+    <w:p>
+      <w:pPr>
+        <w:pStyle w:val="ListNumber"/>
+        <w:keepNext w:val="0"/>
+        <w:keepLines w:val="0"/>
+        <w:widowControl/>
+      </w:pPr>
+      <w:r>
+        <w:t>微距可呈现泡沫中大小均匀的细小气泡</w:t>
+      </w:r>
+    </w:p>
+    <w:p>
+      <w:pPr>
+        <w:pStyle w:val="ListNumber"/>
+        <w:keepNext w:val="0"/>
+        <w:keepLines w:val="0"/>
+        <w:widowControl/>
+      </w:pPr>
+      <w:r>
+        <w:t>棕色瓶身与白色泡沫可形成清晰的颜色对比</w:t>
+      </w:r>
+    </w:p>
+    <w:p>
+      <w:pPr>
+        <w:pStyle w:val="ListNumber"/>
+        <w:keepNext w:val="0"/>
+        <w:keepLines w:val="0"/>
+        <w:widowControl/>
+      </w:pPr>
+      <w:r>
+        <w:t>透明容器中的凝露样本可辅助展示产品的琥珀色泽</w:t>
+      </w:r>
+    </w:p>
+    <w:p>
+      <w:pPr>
+        <w:pStyle w:val="ListNumber"/>
+        <w:keepNext w:val="0"/>
+        <w:keepLines w:val="0"/>
+        <w:widowControl/>
+      </w:pPr>
+      <w:r>
+        <w:t>泵头近景可展示按下、出料和回弹的完整动作</w:t>
+      </w:r>
+    </w:p>
+    <w:p>
+      <w:pPr>
+        <w:pStyle w:val="ListNumber"/>
+        <w:keepNext w:val="0"/>
+        <w:keepLines w:val="0"/>
+        <w:widowControl/>
+      </w:pPr>
+      <w:r>
+        <w:t>取用后可擦净泵嘴周围残留的凝露保持瓶身整洁</w:t>
+      </w:r>
+    </w:p>
+    <w:p>
+      <w:pPr>
+        <w:pStyle w:val="ListNumber"/>
+        <w:keepNext w:val="0"/>
+        <w:keepLines w:val="0"/>
+        <w:widowControl/>
+      </w:pPr>
+      <w:r>
+        <w:t>家庭成员可在同一固定浴室位置分别按压取用</w:t>
+      </w:r>
+    </w:p>
+    <w:p>
+      <w:pPr>
+        <w:pStyle w:val="ListNumber"/>
+        <w:keepNext w:val="0"/>
+        <w:keepLines w:val="0"/>
+        <w:widowControl/>
+      </w:pPr>
+      <w:r>
+        <w:t>瓶身与山茶花元素同框可强化产品名称中的植物香调来源</w:t>
+      </w:r>
+    </w:p>
+    <w:p>
+      <w:pPr>
+        <w:pStyle w:val="ListNumber"/>
+        <w:keepNext w:val="0"/>
+        <w:keepLines w:val="0"/>
+        <w:widowControl/>
+      </w:pPr>
+      <w:r>
+        <w:t>从瓶装凝露到掌心泡沫的变化可作为产品核心视觉过程</w:t>
       </w:r>
     </w:p>
     <w:sectPr>
@@ -1287,9 +1503,6 @@
     <w:qFormat/>
     <w:rsid w:val="00FC693F"/>
     <w:pPr>
-      <w:pBdr>
-        <w:bottom w:val="single" w:sz="8" w:space="4" w:color="4F81BD" w:themeColor="accent1"/>
-      </w:pBdr>
       <w:spacing w:after="100" w:line="240" w:lineRule="auto"/>
       <w:contextualSpacing/>
     </w:pPr>

--- a/素材/效果类项目素材/山茶花氨基酸洗发露/山茶花氨基酸洗发露资料包.docx
+++ b/素材/效果类项目素材/山茶花氨基酸洗发露/山茶花氨基酸洗发露资料包.docx
@@ -349,7 +349,7 @@
         <w:widowControl/>
       </w:pPr>
       <w:r>
-        <w:t>产品采用氨基酸表面活性剂清洁体系</w:t>
+        <w:t>产品采用氨基酸表面活性剂清洁体系。</w:t>
       </w:r>
     </w:p>
     <w:p>
@@ -360,7 +360,7 @@
         <w:widowControl/>
       </w:pPr>
       <w:r>
-        <w:t>透明琥珀色凝露可直接展示颜色与流动质地</w:t>
+        <w:t>洗发露本体呈透明琥珀色，产品颜色与泡沫颜色容易区分。</w:t>
       </w:r>
     </w:p>
     <w:p>
@@ -371,7 +371,7 @@
         <w:widowControl/>
       </w:pPr>
       <w:r>
-        <w:t>泵头按下后可定量挤出一股完整凝露</w:t>
+        <w:t>产品为具有流动性的凝露形态，不是乳霜或固体形态。</w:t>
       </w:r>
     </w:p>
     <w:p>
@@ -382,7 +382,7 @@
         <w:widowControl/>
       </w:pPr>
       <w:r>
-        <w:t>凝露落在掌心时可保留短暂的圆润堆叠形态</w:t>
+        <w:t>凝露自然下落时可形成连续、缓慢的流动线条。</w:t>
       </w:r>
     </w:p>
     <w:p>
@@ -393,7 +393,7 @@
         <w:widowControl/>
       </w:pPr>
       <w:r>
-        <w:t>手指拉开凝露时可观察连续而缓慢的延展状态</w:t>
+        <w:t>少量凝露落入掌心后可短暂保持圆润的聚拢状态。</w:t>
       </w:r>
     </w:p>
     <w:p>
@@ -404,7 +404,7 @@
         <w:widowControl/>
       </w:pPr>
       <w:r>
-        <w:t>凝露加水揉搓后可逐渐转化为白色泡沫</w:t>
+        <w:t>指腹轻压凝露时，质地会平缓铺开而不是立即四散。</w:t>
       </w:r>
     </w:p>
     <w:p>
@@ -415,370 +415,271 @@
         <w:widowControl/>
       </w:pPr>
       <w:r>
-        <w:t>充分揉搓后可形成细密均匀的泡沫层</w:t>
+        <w:t>双指分开凝露时可看到有限度的连续延展，不需要夸张拉丝。</w:t>
       </w:r>
     </w:p>
     <w:p>
       <w:pPr>
         <w:pStyle w:val="ListNumber"/>
-        <w:keepNext w:val="0"/>
-        <w:keepLines w:val="0"/>
-        <w:widowControl/>
       </w:pPr>
       <w:r>
-        <w:t>细密白色泡沫与琥珀色凝露形成明显状态对比</w:t>
+        <w:t>凝露接触清水后会先被稀释，再进入起泡过程。</w:t>
       </w:r>
     </w:p>
     <w:p>
       <w:pPr>
         <w:pStyle w:val="ListNumber"/>
-        <w:keepNext w:val="0"/>
-        <w:keepLines w:val="0"/>
-        <w:widowControl/>
       </w:pPr>
       <w:r>
-        <w:t>泡沫遇到流动清水后可被逐步冲散</w:t>
+        <w:t>加水揉搓可使透明凝露逐步转化为白色泡沫。</w:t>
       </w:r>
     </w:p>
     <w:p>
       <w:pPr>
         <w:pStyle w:val="ListNumber"/>
-        <w:keepNext w:val="0"/>
-        <w:keepLines w:val="0"/>
-        <w:widowControl/>
       </w:pPr>
       <w:r>
-        <w:t>500mL 容量适合家庭浴室的日常洗发使用</w:t>
+        <w:t>充分揉搓后可形成细密、分布均匀的泡沫层。</w:t>
       </w:r>
     </w:p>
     <w:p>
       <w:pPr>
         <w:pStyle w:val="ListNumber"/>
-        <w:keepNext w:val="0"/>
-        <w:keepLines w:val="0"/>
-        <w:widowControl/>
       </w:pPr>
       <w:r>
-        <w:t>泵头包装可在湿手状态下单手按压取用</w:t>
+        <w:t>泡沫边缘可观察到密集的小气泡结构。</w:t>
       </w:r>
     </w:p>
     <w:p>
       <w:pPr>
         <w:pStyle w:val="ListNumber"/>
-        <w:keepNext w:val="0"/>
-        <w:keepLines w:val="0"/>
-        <w:widowControl/>
       </w:pPr>
       <w:r>
-        <w:t>按压取用方式便于观察每次挤出的凝露量</w:t>
+        <w:t>持续揉搓时，泡沫可由薄层逐步增加为蓬松覆盖层。</w:t>
       </w:r>
     </w:p>
     <w:p>
       <w:pPr>
         <w:pStyle w:val="ListNumber"/>
-        <w:keepNext w:val="0"/>
-        <w:keepLines w:val="0"/>
-        <w:widowControl/>
       </w:pPr>
       <w:r>
-        <w:t>棕色透明瓶身可看到内部琥珀色洗发露</w:t>
+        <w:t>琥珀色凝露与白色泡沫构成清楚的使用前后状态反差。</w:t>
       </w:r>
     </w:p>
     <w:p>
       <w:pPr>
         <w:pStyle w:val="ListNumber"/>
-        <w:keepNext w:val="0"/>
-        <w:keepLines w:val="0"/>
-        <w:widowControl/>
       </w:pPr>
       <w:r>
-        <w:t>瓶内剩余量可透过棕色透明瓶身进行观察</w:t>
+        <w:t>掌心完成起泡后，泡沫可随双手合拢与分开自然移动。</w:t>
       </w:r>
     </w:p>
     <w:p>
       <w:pPr>
         <w:pStyle w:val="ListNumber"/>
-        <w:keepNext w:val="0"/>
-        <w:keepLines w:val="0"/>
-        <w:widowControl/>
       </w:pPr>
       <w:r>
-        <w:t>直立泵头瓶适合稳定摆放在浴室置物架上</w:t>
+        <w:t>泡沫可在指腹按摩时覆盖头皮表面。</w:t>
       </w:r>
     </w:p>
     <w:p>
       <w:pPr>
         <w:pStyle w:val="ListNumber"/>
-        <w:keepNext w:val="0"/>
-        <w:keepLines w:val="0"/>
-        <w:widowControl/>
       </w:pPr>
       <w:r>
-        <w:t>泵头顶部提供清楚的按压受力位置</w:t>
+        <w:t>泡沫可沿发根区域逐步铺开，呈现清楚的局部覆盖过程。</w:t>
       </w:r>
     </w:p>
     <w:p>
       <w:pPr>
         <w:pStyle w:val="ListNumber"/>
-        <w:keepNext w:val="0"/>
-        <w:keepLines w:val="0"/>
-        <w:widowControl/>
       </w:pPr>
       <w:r>
-        <w:t>按压后泵头可回弹，为下一次取用做好准备</w:t>
+        <w:t>泡沫可从发根带向发丝中段，形成连续的涂抹路径。</w:t>
       </w:r>
     </w:p>
     <w:p>
       <w:pPr>
         <w:pStyle w:val="ListNumber"/>
-        <w:keepNext w:val="0"/>
-        <w:keepLines w:val="0"/>
-        <w:widowControl/>
       </w:pPr>
       <w:r>
-        <w:t>洗发前可先将凝露挤入掌心并近距离观察质地</w:t>
+        <w:t>湿发之间可保留可见泡沫，方便呈现发丝间的覆盖状态。</w:t>
       </w:r>
     </w:p>
     <w:p>
       <w:pPr>
         <w:pStyle w:val="ListNumber"/>
-        <w:keepNext w:val="0"/>
-        <w:keepLines w:val="0"/>
-        <w:widowControl/>
       </w:pPr>
       <w:r>
-        <w:t>双手揉搓可展示凝露从透明到起泡的变化</w:t>
+        <w:t>流动清水接触泡沫后，可看到泡沫由集中变为分散。</w:t>
       </w:r>
     </w:p>
     <w:p>
       <w:pPr>
         <w:pStyle w:val="ListNumber"/>
-        <w:keepNext w:val="0"/>
-        <w:keepLines w:val="0"/>
-        <w:widowControl/>
       </w:pPr>
       <w:r>
-        <w:t>白色泡沫可沿湿发根部逐步铺开</w:t>
+        <w:t>持续冲洗会逐步带走泡沫，并重新露出湿润发丝。</w:t>
       </w:r>
     </w:p>
     <w:p>
       <w:pPr>
         <w:pStyle w:val="ListNumber"/>
-        <w:keepNext w:val="0"/>
-        <w:keepLines w:val="0"/>
-        <w:widowControl/>
       </w:pPr>
       <w:r>
-        <w:t>指腹按摩时泡沫能覆盖头发与头皮表面</w:t>
+        <w:t>一次洗发可连续呈现凝露、稀释、起泡、覆盖和冲洗五种状态。</w:t>
       </w:r>
     </w:p>
     <w:p>
       <w:pPr>
         <w:pStyle w:val="ListNumber"/>
-        <w:keepNext w:val="0"/>
-        <w:keepLines w:val="0"/>
-        <w:widowControl/>
       </w:pPr>
       <w:r>
-        <w:t>近景可看到泡沫在发丝间形成细小气泡</w:t>
+        <w:t>洗发前可先在掌心查看凝露状态，再加水开始起泡。</w:t>
       </w:r>
     </w:p>
     <w:p>
       <w:pPr>
         <w:pStyle w:val="ListNumber"/>
-        <w:keepNext w:val="0"/>
-        <w:keepLines w:val="0"/>
-        <w:widowControl/>
       </w:pPr>
       <w:r>
-        <w:t>冲洗时清水可带走泡沫并露出湿润发丝</w:t>
+        <w:t>双手揉搓可独立完成起泡，不需要额外起泡工具。</w:t>
       </w:r>
     </w:p>
     <w:p>
       <w:pPr>
         <w:pStyle w:val="ListNumber"/>
-        <w:keepNext w:val="0"/>
-        <w:keepLines w:val="0"/>
-        <w:widowControl/>
       </w:pPr>
       <w:r>
-        <w:t>凝露、泡沫和冲洗三种状态可连续呈现同一洗发过程</w:t>
+        <w:t>指腹可沿头皮分区移动，使按摩动作与泡沫覆盖同步发生。</w:t>
       </w:r>
     </w:p>
     <w:p>
       <w:pPr>
         <w:pStyle w:val="ListNumber"/>
-        <w:keepNext w:val="0"/>
-        <w:keepLines w:val="0"/>
-        <w:widowControl/>
       </w:pPr>
       <w:r>
-        <w:t>晨间洗发可用按压、起泡和快速冲洗形成简洁流程</w:t>
+        <w:t>短发使用时可集中处理头顶和发根区域。</w:t>
       </w:r>
     </w:p>
     <w:p>
       <w:pPr>
         <w:pStyle w:val="ListNumber"/>
-        <w:keepNext w:val="0"/>
-        <w:keepLines w:val="0"/>
-        <w:widowControl/>
       </w:pPr>
       <w:r>
-        <w:t>晚间沐浴可在稳定浴室光线下展示完整取用过程</w:t>
+        <w:t>齐肩发使用时可同时呈现发根按摩和发丝带过两个步骤。</w:t>
       </w:r>
     </w:p>
     <w:p>
       <w:pPr>
         <w:pStyle w:val="ListNumber"/>
-        <w:keepNext w:val="0"/>
-        <w:keepLines w:val="0"/>
-        <w:widowControl/>
       </w:pPr>
       <w:r>
-        <w:t>运动后可通过湿发、揉搓和冲洗呈现日常清洁动作</w:t>
+        <w:t>长发使用时可将发丝分段处理，避免在一个动作中反复缠绕。</w:t>
       </w:r>
     </w:p>
     <w:p>
       <w:pPr>
         <w:pStyle w:val="ListNumber"/>
-        <w:keepNext w:val="0"/>
-        <w:keepLines w:val="0"/>
-        <w:widowControl/>
       </w:pPr>
       <w:r>
-        <w:t>短发使用时可集中展示头顶与发根区域的泡沫覆盖</w:t>
+        <w:t>披发状态下可从头顶向两侧建立清楚的涂抹顺序。</w:t>
       </w:r>
     </w:p>
     <w:p>
       <w:pPr>
         <w:pStyle w:val="ListNumber"/>
-        <w:keepNext w:val="0"/>
-        <w:keepLines w:val="0"/>
-        <w:widowControl/>
       </w:pPr>
       <w:r>
-        <w:t>长发使用时可展示泡沫沿发丝向下延展的状态</w:t>
+        <w:t>晨间洗发可采用起泡、发根按摩和快速冲洗的简洁流程。</w:t>
       </w:r>
     </w:p>
     <w:p>
       <w:pPr>
         <w:pStyle w:val="ListNumber"/>
-        <w:keepNext w:val="0"/>
-        <w:keepLines w:val="0"/>
-        <w:widowControl/>
       </w:pPr>
       <w:r>
-        <w:t>一只手握花洒时另一只手仍可按压泵头取用</w:t>
+        <w:t>晚间沐浴可完整呈现取用、起泡、按摩和冲洗过程。</w:t>
       </w:r>
     </w:p>
     <w:p>
       <w:pPr>
         <w:pStyle w:val="ListNumber"/>
-        <w:keepNext w:val="0"/>
-        <w:keepLines w:val="0"/>
-        <w:widowControl/>
       </w:pPr>
       <w:r>
-        <w:t>背光拍摄可突出琥珀色凝露的透明度</w:t>
+        <w:t>运动后洗发可围绕湿发、起泡和冲洗完成日常清洁。</w:t>
       </w:r>
     </w:p>
     <w:p>
       <w:pPr>
         <w:pStyle w:val="ListNumber"/>
-        <w:keepNext w:val="0"/>
-        <w:keepLines w:val="0"/>
-        <w:widowControl/>
       </w:pPr>
       <w:r>
-        <w:t>侧光拍摄可观察凝露从泵嘴落下的连续线条</w:t>
+        <w:t>户外活动结束后可在回家洗浴场景中完成常规洗发。</w:t>
       </w:r>
     </w:p>
     <w:p>
       <w:pPr>
         <w:pStyle w:val="ListNumber"/>
-        <w:keepNext w:val="0"/>
-        <w:keepLines w:val="0"/>
-        <w:widowControl/>
       </w:pPr>
       <w:r>
-        <w:t>微距可呈现泡沫中大小均匀的细小气泡</w:t>
+        <w:t>炎热天气出汗后可在淋浴过程中进行日常头发清洁。</w:t>
       </w:r>
     </w:p>
     <w:p>
       <w:pPr>
         <w:pStyle w:val="ListNumber"/>
-        <w:keepNext w:val="0"/>
-        <w:keepLines w:val="0"/>
-        <w:widowControl/>
       </w:pPr>
       <w:r>
-        <w:t>棕色瓶身与白色泡沫可形成清晰的颜色对比</w:t>
+        <w:t>家庭浴室场景可呈现固定位置完成的一次完整洗发过程。</w:t>
       </w:r>
     </w:p>
     <w:p>
       <w:pPr>
         <w:pStyle w:val="ListNumber"/>
-        <w:keepNext w:val="0"/>
-        <w:keepLines w:val="0"/>
-        <w:widowControl/>
       </w:pPr>
       <w:r>
-        <w:t>透明容器中的凝露样本可辅助展示产品的琥珀色泽</w:t>
+        <w:t>健身房淋浴场景可衔接运动结束后的洗发需求。</w:t>
       </w:r>
     </w:p>
     <w:p>
       <w:pPr>
         <w:pStyle w:val="ListNumber"/>
-        <w:keepNext w:val="0"/>
-        <w:keepLines w:val="0"/>
-        <w:widowControl/>
       </w:pPr>
       <w:r>
-        <w:t>泵头近景可展示按下、出料和回弹的完整动作</w:t>
+        <w:t>宿舍公共洗浴场景可采用简短、步骤清楚的洗发流程。</w:t>
       </w:r>
     </w:p>
     <w:p>
       <w:pPr>
         <w:pStyle w:val="ListNumber"/>
-        <w:keepNext w:val="0"/>
-        <w:keepLines w:val="0"/>
-        <w:widowControl/>
       </w:pPr>
       <w:r>
-        <w:t>取用后可擦净泵嘴周围残留的凝露保持瓶身整洁</w:t>
+        <w:t>洗手台俯身洗发时可重点呈现发根起泡与定向冲洗。</w:t>
       </w:r>
     </w:p>
     <w:p>
       <w:pPr>
         <w:pStyle w:val="ListNumber"/>
-        <w:keepNext w:val="0"/>
-        <w:keepLines w:val="0"/>
-        <w:widowControl/>
       </w:pPr>
       <w:r>
-        <w:t>家庭成员可在同一固定浴室位置分别按压取用</w:t>
+        <w:t>站立花洒洗发时可连续呈现按摩、泡沫下移和清水冲净。</w:t>
       </w:r>
     </w:p>
     <w:p>
       <w:pPr>
         <w:pStyle w:val="ListNumber"/>
-        <w:keepNext w:val="0"/>
-        <w:keepLines w:val="0"/>
-        <w:widowControl/>
       </w:pPr>
       <w:r>
-        <w:t>瓶身与山茶花元素同框可强化产品名称中的植物香调来源</w:t>
+        <w:t>不同发长的家庭成员可采用各自适配的覆盖与冲洗方式。</w:t>
       </w:r>
     </w:p>
     <w:p>
       <w:pPr>
         <w:pStyle w:val="ListNumber"/>
-        <w:keepNext w:val="0"/>
-        <w:keepLines w:val="0"/>
-        <w:widowControl/>
       </w:pPr>
       <w:r>
-        <w:t>从瓶装凝露到掌心泡沫的变化可作为产品核心视觉过程</w:t>
+        <w:t>产品的颜色、质地、起泡和冲洗变化可在无口播状态下被直接理解。</w:t>
       </w:r>
     </w:p>
     <w:sectPr>
